--- a/docs/SI-Lab-Completion-Guide.docx
+++ b/docs/SI-Lab-Completion-Guide.docx
@@ -575,7 +575,7 @@
             <w:rStyle w:val="Hyperlink"/>
             <w:b/>
           </w:rPr>
-          <w:t xml:space="preserve">https://crc.guac.01.tcecure.com/#/</w:t>
+          <w:t xml:space="preserve">https://guac.01.digitalrcc.com/#/</w:t>
         </w:r>
       </w:hyperlink>
     </w:p>
@@ -1060,7 +1060,7 @@
             <w:rStyle w:val="Hyperlink"/>
             <w:b/>
           </w:rPr>
-          <w:t xml:space="preserve">https://training.status.tcecure.com/pod/XX</w:t>
+          <w:t xml:space="preserve">https://training.digitalrcc.com/pod/XX</w:t>
         </w:r>
       </w:hyperlink>
       <w:r>

--- a/docs/SI-Lab-Completion-Guide.docx
+++ b/docs/SI-Lab-Completion-Guide.docx
@@ -43,7 +43,7 @@
         <w:pStyle w:val="FirstParagraph"/>
       </w:pPr>
       <w:r>
-        <w:t xml:space="preserve">This guide provides step-by-step instructions for completing all 12 System &amp; Information Integrity labs. Each lab presents a real-world scenario involving vulnerability management, malware protection, or incident investigation that you must analyze and respond to using artifacts on the domain controller.</w:t>
+        <w:t xml:space="preserve">This guide provides step-by-step instructions for completing all 12 System &amp; Information Integrity labs. Each lab presents a real-world scenario involving vulnerability management, malware protection, or incident investigation that you must analyze and respond to using artifacts on your pod server.</w:t>
       </w:r>
     </w:p>
     <w:p>
@@ -328,7 +328,33 @@
         <w:t xml:space="preserve"> </w:t>
       </w:r>
       <w:r>
-        <w:t xml:space="preserve">(your instructor will provide your username and password)</w:t>
+        <w:t xml:space="preserve">— your username and lab password are shown in the portal at</w:t>
+      </w:r>
+      <w:r>
+        <w:t xml:space="preserve"> </w:t>
+      </w:r>
+      <w:hyperlink r:id="rId24">
+        <w:r>
+          <w:rPr>
+            <w:rStyle w:val="Hyperlink"/>
+          </w:rPr>
+          <w:t xml:space="preserve">https://my.digitalrcc.com</w:t>
+        </w:r>
+      </w:hyperlink>
+      <w:r>
+        <w:t xml:space="preserve"> </w:t>
+      </w:r>
+      <w:r>
+        <w:t xml:space="preserve">under</w:t>
+      </w:r>
+      <w:r>
+        <w:t xml:space="preserve"> </w:t>
+      </w:r>
+      <w:r>
+        <w:rPr>
+          <w:b/>
+        </w:rPr>
+        <w:t xml:space="preserve">Start Here → Lab Access</w:t>
       </w:r>
     </w:p>
     <w:p>
@@ -347,11 +373,11 @@
       <w:pPr>
         <w:pStyle w:val="Heading3"/>
       </w:pPr>
-      <w:bookmarkStart w:id="24" w:name="what-you-will-be-doing"/>
+      <w:bookmarkStart w:id="25" w:name="what-you-will-be-doing"/>
       <w:r>
         <w:t xml:space="preserve">What You Will Be Doing</w:t>
       </w:r>
-      <w:bookmarkEnd w:id="24"/>
+      <w:bookmarkEnd w:id="25"/>
     </w:p>
     <w:p>
       <w:pPr>
@@ -380,11 +406,11 @@
       <w:pPr>
         <w:pStyle w:val="Heading3"/>
       </w:pPr>
-      <w:bookmarkStart w:id="25" w:name="cmmc-context"/>
+      <w:bookmarkStart w:id="26" w:name="cmmc-context"/>
       <w:r>
         <w:t xml:space="preserve">CMMC Context</w:t>
       </w:r>
-      <w:bookmarkEnd w:id="25"/>
+      <w:bookmarkEnd w:id="26"/>
     </w:p>
     <w:p>
       <w:pPr>
@@ -504,11 +530,11 @@
       <w:pPr>
         <w:pStyle w:val="Heading2"/>
       </w:pPr>
-      <w:bookmarkStart w:id="26" w:name="how-to-connect-to-the-lab-environment"/>
+      <w:bookmarkStart w:id="27" w:name="how-to-connect-to-the-lab-environment"/>
       <w:r>
         <w:t xml:space="preserve">How to Connect to the Lab Environment</w:t>
       </w:r>
-      <w:bookmarkEnd w:id="26"/>
+      <w:bookmarkEnd w:id="27"/>
     </w:p>
     <w:p>
       <w:pPr>
@@ -537,11 +563,11 @@
       <w:pPr>
         <w:pStyle w:val="Heading3"/>
       </w:pPr>
-      <w:bookmarkStart w:id="27" w:name="step-1-open-the-guacamole-gateway"/>
+      <w:bookmarkStart w:id="28" w:name="step-1-open-the-guacamole-gateway"/>
       <w:r>
         <w:t xml:space="preserve">Step 1: Open the Guacamole Gateway</w:t>
       </w:r>
-      <w:bookmarkEnd w:id="27"/>
+      <w:bookmarkEnd w:id="28"/>
     </w:p>
     <w:p>
       <w:pPr>
@@ -569,7 +595,7 @@
       <w:r>
         <w:t xml:space="preserve"> </w:t>
       </w:r>
-      <w:hyperlink r:id="rId28">
+      <w:hyperlink r:id="rId29">
         <w:r>
           <w:rPr>
             <w:rStyle w:val="Hyperlink"/>
@@ -595,11 +621,11 @@
       <w:pPr>
         <w:pStyle w:val="Heading3"/>
       </w:pPr>
-      <w:bookmarkStart w:id="29" w:name="Xe90d7d5e4efae25eb475e9742c935b4a645a514"/>
+      <w:bookmarkStart w:id="30" w:name="Xe90d7d5e4efae25eb475e9742c935b4a645a514"/>
       <w:r>
         <w:t xml:space="preserve">Step 2: Log In with Your Student Credentials</w:t>
       </w:r>
-      <w:bookmarkEnd w:id="29"/>
+      <w:bookmarkEnd w:id="30"/>
     </w:p>
     <w:p>
       <w:pPr>
@@ -751,7 +777,57 @@
         <w:t xml:space="preserve"> </w:t>
       </w:r>
       <w:r>
-        <w:t xml:space="preserve">(provided by your instructor)</w:t>
+        <w:t xml:space="preserve">— sign in to the portal at</w:t>
+      </w:r>
+      <w:r>
+        <w:t xml:space="preserve"> </w:t>
+      </w:r>
+      <w:hyperlink r:id="rId24">
+        <w:r>
+          <w:rPr>
+            <w:rStyle w:val="Hyperlink"/>
+          </w:rPr>
+          <w:t xml:space="preserve">https://my.digitalrcc.com</w:t>
+        </w:r>
+      </w:hyperlink>
+      <w:r>
+        <w:t xml:space="preserve">, open</w:t>
+      </w:r>
+      <w:r>
+        <w:t xml:space="preserve"> </w:t>
+      </w:r>
+      <w:r>
+        <w:rPr>
+          <w:b/>
+        </w:rPr>
+        <w:t xml:space="preserve">Start Here</w:t>
+      </w:r>
+      <w:r>
+        <w:t xml:space="preserve">, and under</w:t>
+      </w:r>
+      <w:r>
+        <w:t xml:space="preserve"> </w:t>
+      </w:r>
+      <w:r>
+        <w:rPr>
+          <w:b/>
+        </w:rPr>
+        <w:t xml:space="preserve">Lab Access</w:t>
+      </w:r>
+      <w:r>
+        <w:t xml:space="preserve"> </w:t>
+      </w:r>
+      <w:r>
+        <w:t xml:space="preserve">click</w:t>
+      </w:r>
+      <w:r>
+        <w:t xml:space="preserve"> </w:t>
+      </w:r>
+      <w:r>
+        <w:rPr>
+          <w:b/>
+        </w:rPr>
+        <w:t xml:space="preserve">Show my lab password</w:t>
       </w:r>
     </w:p>
     <w:p>
@@ -779,11 +855,11 @@
       <w:pPr>
         <w:pStyle w:val="Heading3"/>
       </w:pPr>
-      <w:bookmarkStart w:id="30" w:name="step-3-connect-to-the-domain-controller"/>
-      <w:r>
-        <w:t xml:space="preserve">Step 3: Connect to the Domain Controller</w:t>
-      </w:r>
-      <w:bookmarkEnd w:id="30"/>
+      <w:bookmarkStart w:id="31" w:name="step-3-connect-to-your-pod-server"/>
+      <w:r>
+        <w:t xml:space="preserve">Step 3: Connect to Your Pod Server</w:t>
+      </w:r>
+      <w:bookmarkEnd w:id="31"/>
     </w:p>
     <w:p>
       <w:pPr>
@@ -851,18 +927,18 @@
               <w:rPr>
                 <w:b/>
               </w:rPr>
-              <w:t xml:space="preserve">PODXX-DC</w:t>
-            </w:r>
-          </w:p>
-        </w:tc>
-        <w:tc>
-          <w:p>
-            <w:pPr>
-              <w:pStyle w:val="Compact"/>
-              <w:jc w:val="left"/>
-            </w:pPr>
-            <w:r>
-              <w:t xml:space="preserve">Domain Controller —</w:t>
+              <w:t xml:space="preserve">PODXX-SRV</w:t>
+            </w:r>
+          </w:p>
+        </w:tc>
+        <w:tc>
+          <w:p>
+            <w:pPr>
+              <w:pStyle w:val="Compact"/>
+              <w:jc w:val="left"/>
+            </w:pPr>
+            <w:r>
+              <w:t xml:space="preserve">Your pod server —</w:t>
             </w:r>
             <w:r>
               <w:t xml:space="preserve"> </w:t>
@@ -882,7 +958,34 @@
         <w:pStyle w:val="BodyText"/>
       </w:pPr>
       <w:r>
-        <w:t xml:space="preserve">This is the only connection you get: every SI lab is done on this desktop.</w:t>
+        <w:t xml:space="preserve">This is the only connection you get: every SI lab is done on this desktop. The</w:t>
+      </w:r>
+      <w:r>
+        <w:t xml:space="preserve"> </w:t>
+      </w:r>
+      <w:r>
+        <w:t xml:space="preserve">server is joined to the</w:t>
+      </w:r>
+      <w:r>
+        <w:t xml:space="preserve"> </w:t>
+      </w:r>
+      <w:r>
+        <w:rPr>
+          <w:rStyle w:val="VerbatimChar"/>
+        </w:rPr>
+        <w:t xml:space="preserve">acs-p01.local</w:t>
+      </w:r>
+      <w:r>
+        <w:t xml:space="preserve"> </w:t>
+      </w:r>
+      <w:r>
+        <w:t xml:space="preserve">domain, so you never sign in to a domain</w:t>
+      </w:r>
+      <w:r>
+        <w:t xml:space="preserve"> </w:t>
+      </w:r>
+      <w:r>
+        <w:t xml:space="preserve">controller.</w:t>
       </w:r>
     </w:p>
     <w:p>
@@ -903,7 +1006,7 @@
         <w:rPr>
           <w:b/>
         </w:rPr>
-        <w:t xml:space="preserve">PODXX-DC</w:t>
+        <w:t xml:space="preserve">PODXX-SRV</w:t>
       </w:r>
       <w:r>
         <w:t xml:space="preserve"> </w:t>
@@ -918,7 +1021,7 @@
         <w:rPr>
           <w:b/>
         </w:rPr>
-        <w:t xml:space="preserve">POD03-DC</w:t>
+        <w:t xml:space="preserve">POD03-SRV</w:t>
       </w:r>
       <w:r>
         <w:t xml:space="preserve">)</w:t>
@@ -1004,11 +1107,11 @@
       <w:pPr>
         <w:pStyle w:val="Heading3"/>
       </w:pPr>
-      <w:bookmarkStart w:id="31" w:name="step-4-check-your-lab-progress"/>
+      <w:bookmarkStart w:id="32" w:name="step-4-check-your-lab-progress"/>
       <w:r>
         <w:t xml:space="preserve">Step 4: Check Your Lab Progress</w:t>
       </w:r>
-      <w:bookmarkEnd w:id="31"/>
+      <w:bookmarkEnd w:id="32"/>
     </w:p>
     <w:p>
       <w:pPr>
@@ -1054,7 +1157,7 @@
       <w:r>
         <w:t xml:space="preserve"> </w:t>
       </w:r>
-      <w:hyperlink r:id="rId32">
+      <w:hyperlink r:id="rId33">
         <w:r>
           <w:rPr>
             <w:rStyle w:val="Hyperlink"/>
@@ -1093,29 +1196,29 @@
       <w:pPr>
         <w:pStyle w:val="Heading2"/>
       </w:pPr>
-      <w:bookmarkStart w:id="33" w:name="how-to-open-your-lab-artifacts"/>
+      <w:bookmarkStart w:id="34" w:name="how-to-open-your-lab-artifacts"/>
       <w:r>
         <w:t xml:space="preserve">How to Open Your Lab Artifacts</w:t>
       </w:r>
-      <w:bookmarkEnd w:id="33"/>
+      <w:bookmarkEnd w:id="34"/>
     </w:p>
     <w:p>
       <w:pPr>
         <w:pStyle w:val="FirstParagraph"/>
       </w:pPr>
       <w:r>
-        <w:t xml:space="preserve">All SI lab artifacts are stored in a single folder on the domain controller. You will open files in this folder for every lab.</w:t>
+        <w:t xml:space="preserve">All SI lab artifacts are stored in a single folder on your pod server. You will open files in this folder for every lab.</w:t>
       </w:r>
     </w:p>
     <w:p>
       <w:pPr>
         <w:pStyle w:val="Heading3"/>
       </w:pPr>
-      <w:bookmarkStart w:id="34" w:name="navigate-to-your-artifacts-folder"/>
+      <w:bookmarkStart w:id="35" w:name="navigate-to-your-artifacts-folder"/>
       <w:r>
         <w:t xml:space="preserve">Navigate to Your Artifacts Folder</w:t>
       </w:r>
-      <w:bookmarkEnd w:id="34"/>
+      <w:bookmarkEnd w:id="35"/>
     </w:p>
     <w:p>
       <w:pPr>
@@ -1306,11 +1409,11 @@
       <w:pPr>
         <w:pStyle w:val="Heading3"/>
       </w:pPr>
-      <w:bookmarkStart w:id="35" w:name="what-you-will-see"/>
+      <w:bookmarkStart w:id="36" w:name="what-you-will-see"/>
       <w:r>
         <w:t xml:space="preserve">What You Will See</w:t>
       </w:r>
-      <w:bookmarkEnd w:id="35"/>
+      <w:bookmarkEnd w:id="36"/>
     </w:p>
     <w:p>
       <w:pPr>
@@ -1447,11 +1550,11 @@
       <w:pPr>
         <w:pStyle w:val="Heading2"/>
       </w:pPr>
-      <w:bookmarkStart w:id="36" w:name="understanding-your-pod"/>
+      <w:bookmarkStart w:id="37" w:name="understanding-your-pod"/>
       <w:r>
         <w:t xml:space="preserve">Understanding Your Pod</w:t>
       </w:r>
-      <w:bookmarkEnd w:id="36"/>
+      <w:bookmarkEnd w:id="37"/>
     </w:p>
     <w:p>
       <w:pPr>
@@ -1590,11 +1693,11 @@
       <w:pPr>
         <w:pStyle w:val="Heading3"/>
       </w:pPr>
-      <w:bookmarkStart w:id="37" w:name="systems-referenced-in-si-labs"/>
+      <w:bookmarkStart w:id="38" w:name="systems-referenced-in-si-labs"/>
       <w:r>
         <w:t xml:space="preserve">Systems Referenced in SI Labs</w:t>
       </w:r>
-      <w:bookmarkEnd w:id="37"/>
+      <w:bookmarkEnd w:id="38"/>
     </w:p>
     <w:p>
       <w:pPr>
@@ -1901,11 +2004,11 @@
       <w:pPr>
         <w:pStyle w:val="Heading2"/>
       </w:pPr>
-      <w:bookmarkStart w:id="38" w:name="module-1-flaw-remediation-foundations"/>
+      <w:bookmarkStart w:id="39" w:name="module-1-flaw-remediation-foundations"/>
       <w:r>
         <w:t xml:space="preserve">Module 1: Flaw Remediation Foundations</w:t>
       </w:r>
-      <w:bookmarkEnd w:id="38"/>
+      <w:bookmarkEnd w:id="39"/>
     </w:p>
     <w:p>
       <w:pPr>
@@ -1926,11 +2029,11 @@
       <w:pPr>
         <w:pStyle w:val="Heading3"/>
       </w:pPr>
-      <w:bookmarkStart w:id="39" w:name="lab-l11--understanding-system-flaws"/>
+      <w:bookmarkStart w:id="40" w:name="lab-l11--understanding-system-flaws"/>
       <w:r>
         <w:t xml:space="preserve">Lab L1.1 — Understanding System Flaws</w:t>
       </w:r>
-      <w:bookmarkEnd w:id="39"/>
+      <w:bookmarkEnd w:id="40"/>
     </w:p>
     <w:p>
       <w:pPr>
@@ -2534,11 +2637,11 @@
       <w:pPr>
         <w:pStyle w:val="Heading3"/>
       </w:pPr>
-      <w:bookmarkStart w:id="40" w:name="X0eb69de0fcaf40e2c423a82ec3ee1ba04b00956"/>
+      <w:bookmarkStart w:id="41" w:name="X0eb69de0fcaf40e2c423a82ec3ee1ba04b00956"/>
       <w:r>
         <w:t xml:space="preserve">Lab L1.2 — Active vs Passive Flaw Identification</w:t>
       </w:r>
-      <w:bookmarkEnd w:id="40"/>
+      <w:bookmarkEnd w:id="41"/>
     </w:p>
     <w:p>
       <w:pPr>
@@ -3154,11 +3257,11 @@
       <w:pPr>
         <w:pStyle w:val="Heading3"/>
       </w:pPr>
-      <w:bookmarkStart w:id="41" w:name="lab-l13--window-of-exposure-calculation"/>
+      <w:bookmarkStart w:id="42" w:name="lab-l13--window-of-exposure-calculation"/>
       <w:r>
         <w:t xml:space="preserve">Lab L1.3 — Window of Exposure Calculation</w:t>
       </w:r>
-      <w:bookmarkEnd w:id="41"/>
+      <w:bookmarkEnd w:id="42"/>
     </w:p>
     <w:p>
       <w:pPr>
@@ -4088,11 +4191,11 @@
       <w:pPr>
         <w:pStyle w:val="Heading2"/>
       </w:pPr>
-      <w:bookmarkStart w:id="42" w:name="Xde3f26f3466d3f1da988c1d1899671e55253b8c"/>
+      <w:bookmarkStart w:id="43" w:name="Xde3f26f3466d3f1da988c1d1899671e55253b8c"/>
       <w:r>
         <w:t xml:space="preserve">Module 2: Vulnerability Assessment and Patch Verification</w:t>
       </w:r>
-      <w:bookmarkEnd w:id="42"/>
+      <w:bookmarkEnd w:id="43"/>
     </w:p>
     <w:p>
       <w:pPr>
@@ -4113,11 +4216,11 @@
       <w:pPr>
         <w:pStyle w:val="Heading3"/>
       </w:pPr>
-      <w:bookmarkStart w:id="43" w:name="X332b71b7e6e6bf048224ee7b237711aa5ec1264"/>
+      <w:bookmarkStart w:id="44" w:name="X332b71b7e6e6bf048224ee7b237711aa5ec1264"/>
       <w:r>
         <w:t xml:space="preserve">Lab L2.1 — Read a Vulnerability Scan Report</w:t>
       </w:r>
-      <w:bookmarkEnd w:id="43"/>
+      <w:bookmarkEnd w:id="44"/>
     </w:p>
     <w:p>
       <w:pPr>
@@ -4822,11 +4925,11 @@
       <w:pPr>
         <w:pStyle w:val="Heading3"/>
       </w:pPr>
-      <w:bookmarkStart w:id="44" w:name="lab-l22--patch-verification"/>
+      <w:bookmarkStart w:id="45" w:name="lab-l22--patch-verification"/>
       <w:r>
         <w:t xml:space="preserve">Lab L2.2 — Patch Verification</w:t>
       </w:r>
-      <w:bookmarkEnd w:id="44"/>
+      <w:bookmarkEnd w:id="45"/>
     </w:p>
     <w:p>
       <w:pPr>
@@ -5530,11 +5633,11 @@
       <w:pPr>
         <w:pStyle w:val="Heading3"/>
       </w:pPr>
-      <w:bookmarkStart w:id="45" w:name="lab-l23--remediation-reporting"/>
+      <w:bookmarkStart w:id="46" w:name="lab-l23--remediation-reporting"/>
       <w:r>
         <w:t xml:space="preserve">Lab L2.3 — Remediation Reporting</w:t>
       </w:r>
-      <w:bookmarkEnd w:id="45"/>
+      <w:bookmarkEnd w:id="46"/>
     </w:p>
     <w:p>
       <w:pPr>
@@ -6227,11 +6330,11 @@
       <w:pPr>
         <w:pStyle w:val="Heading2"/>
       </w:pPr>
-      <w:bookmarkStart w:id="46" w:name="module-3-malware-protection-status"/>
+      <w:bookmarkStart w:id="47" w:name="module-3-malware-protection-status"/>
       <w:r>
         <w:t xml:space="preserve">Module 3: Malware Protection Status</w:t>
       </w:r>
-      <w:bookmarkEnd w:id="46"/>
+      <w:bookmarkEnd w:id="47"/>
     </w:p>
     <w:p>
       <w:pPr>
@@ -6252,11 +6355,11 @@
       <w:pPr>
         <w:pStyle w:val="Heading3"/>
       </w:pPr>
-      <w:bookmarkStart w:id="47" w:name="X8fe5c8a9a9aa7cfde1ff6d2748fa46ad6f783e4"/>
+      <w:bookmarkStart w:id="48" w:name="X8fe5c8a9a9aa7cfde1ff6d2748fa46ad6f783e4"/>
       <w:r>
         <w:t xml:space="preserve">Lab L3.1 — Verify AV Installation and Coverage</w:t>
       </w:r>
-      <w:bookmarkEnd w:id="47"/>
+      <w:bookmarkEnd w:id="48"/>
     </w:p>
     <w:p>
       <w:pPr>
@@ -6999,11 +7102,11 @@
       <w:pPr>
         <w:pStyle w:val="Heading3"/>
       </w:pPr>
-      <w:bookmarkStart w:id="48" w:name="lab-l32--review-malware-scan-logs"/>
+      <w:bookmarkStart w:id="49" w:name="lab-l32--review-malware-scan-logs"/>
       <w:r>
         <w:t xml:space="preserve">Lab L3.2 — Review Malware Scan Logs</w:t>
       </w:r>
-      <w:bookmarkEnd w:id="48"/>
+      <w:bookmarkEnd w:id="49"/>
     </w:p>
     <w:p>
       <w:pPr>
@@ -7729,11 +7832,11 @@
       <w:pPr>
         <w:pStyle w:val="Heading3"/>
       </w:pPr>
-      <w:bookmarkStart w:id="49" w:name="Xe01cfbf51e0ccf36d59fdc519f3fe94a1bb5032"/>
+      <w:bookmarkStart w:id="50" w:name="Xe01cfbf51e0ccf36d59fdc519f3fe94a1bb5032"/>
       <w:r>
         <w:t xml:space="preserve">Lab L3.3 — Antivirus Definition Currency Check</w:t>
       </w:r>
-      <w:bookmarkEnd w:id="49"/>
+      <w:bookmarkEnd w:id="50"/>
     </w:p>
     <w:p>
       <w:pPr>
@@ -8399,11 +8502,11 @@
       <w:pPr>
         <w:pStyle w:val="Heading2"/>
       </w:pPr>
-      <w:bookmarkStart w:id="50" w:name="Xb974a5a97c616c55d3668f2728ce42a73c4eb78"/>
+      <w:bookmarkStart w:id="51" w:name="Xb974a5a97c616c55d3668f2728ce42a73c4eb78"/>
       <w:r>
         <w:t xml:space="preserve">Module 4: GPO Enforcement and Rogue Developer</w:t>
       </w:r>
-      <w:bookmarkEnd w:id="50"/>
+      <w:bookmarkEnd w:id="51"/>
     </w:p>
     <w:p>
       <w:pPr>
@@ -8424,11 +8527,11 @@
       <w:pPr>
         <w:pStyle w:val="Heading3"/>
       </w:pPr>
-      <w:bookmarkStart w:id="51" w:name="lab-l41--defender-gpo-review"/>
+      <w:bookmarkStart w:id="52" w:name="lab-l41--defender-gpo-review"/>
       <w:r>
         <w:t xml:space="preserve">Lab L4.1 — Defender GPO Review</w:t>
       </w:r>
-      <w:bookmarkEnd w:id="51"/>
+      <w:bookmarkEnd w:id="52"/>
     </w:p>
     <w:p>
       <w:pPr>
@@ -9357,11 +9460,11 @@
       <w:pPr>
         <w:pStyle w:val="Heading3"/>
       </w:pPr>
-      <w:bookmarkStart w:id="52" w:name="X837fc22e4df2fb85b1bbb5536d769b94607b3e1"/>
+      <w:bookmarkStart w:id="53" w:name="X837fc22e4df2fb85b1bbb5536d769b94607b3e1"/>
       <w:r>
         <w:t xml:space="preserve">Lab L4.2 — Event Viewer: Disabled Protection Detection</w:t>
       </w:r>
-      <w:bookmarkEnd w:id="52"/>
+      <w:bookmarkEnd w:id="53"/>
     </w:p>
     <w:p>
       <w:pPr>
@@ -10431,11 +10534,11 @@
       <w:pPr>
         <w:pStyle w:val="Heading3"/>
       </w:pPr>
-      <w:bookmarkStart w:id="53" w:name="lab-l43--rogue-developer-investigation"/>
+      <w:bookmarkStart w:id="54" w:name="lab-l43--rogue-developer-investigation"/>
       <w:r>
         <w:t xml:space="preserve">Lab L4.3 — Rogue Developer Investigation</w:t>
       </w:r>
-      <w:bookmarkEnd w:id="53"/>
+      <w:bookmarkEnd w:id="54"/>
     </w:p>
     <w:p>
       <w:pPr>
@@ -11530,11 +11633,11 @@
       <w:pPr>
         <w:pStyle w:val="Heading2"/>
       </w:pPr>
-      <w:bookmarkStart w:id="54" w:name="quick-reference-where-to-find-things"/>
+      <w:bookmarkStart w:id="55" w:name="quick-reference-where-to-find-things"/>
       <w:r>
         <w:t xml:space="preserve">Quick Reference: Where to Find Things</w:t>
       </w:r>
-      <w:bookmarkEnd w:id="54"/>
+      <w:bookmarkEnd w:id="55"/>
     </w:p>
     <w:tbl>
       <w:tblPr>
@@ -12048,21 +12151,21 @@
       <w:pPr>
         <w:pStyle w:val="Heading2"/>
       </w:pPr>
-      <w:bookmarkStart w:id="55" w:name="tips-and-common-mistakes"/>
+      <w:bookmarkStart w:id="56" w:name="tips-and-common-mistakes"/>
       <w:r>
         <w:t xml:space="preserve">Tips and Common Mistakes</w:t>
       </w:r>
-      <w:bookmarkEnd w:id="55"/>
+      <w:bookmarkEnd w:id="56"/>
     </w:p>
     <w:p>
       <w:pPr>
         <w:pStyle w:val="Heading3"/>
       </w:pPr>
-      <w:bookmarkStart w:id="56" w:name="dos"/>
+      <w:bookmarkStart w:id="57" w:name="dos"/>
       <w:r>
         <w:t xml:space="preserve">Do's</w:t>
       </w:r>
-      <w:bookmarkEnd w:id="56"/>
+      <w:bookmarkEnd w:id="57"/>
     </w:p>
     <w:p>
       <w:pPr>
@@ -12209,11 +12312,11 @@
       <w:pPr>
         <w:pStyle w:val="Heading3"/>
       </w:pPr>
-      <w:bookmarkStart w:id="57" w:name="donts"/>
+      <w:bookmarkStart w:id="58" w:name="donts"/>
       <w:r>
         <w:t xml:space="preserve">Don'ts</w:t>
       </w:r>
-      <w:bookmarkEnd w:id="57"/>
+      <w:bookmarkEnd w:id="58"/>
     </w:p>
     <w:p>
       <w:pPr>
@@ -12345,11 +12448,11 @@
       <w:pPr>
         <w:pStyle w:val="Heading3"/>
       </w:pPr>
-      <w:bookmarkStart w:id="58" w:name="if-something-goes-wrong"/>
+      <w:bookmarkStart w:id="59" w:name="if-something-goes-wrong"/>
       <w:r>
         <w:t xml:space="preserve">If Something Goes Wrong</w:t>
       </w:r>
-      <w:bookmarkEnd w:id="58"/>
+      <w:bookmarkEnd w:id="59"/>
     </w:p>
     <w:p>
       <w:pPr>
@@ -12470,11 +12573,11 @@
       <w:pPr>
         <w:pStyle w:val="Heading2"/>
       </w:pPr>
-      <w:bookmarkStart w:id="59" w:name="lab-completion-checklist"/>
+      <w:bookmarkStart w:id="60" w:name="lab-completion-checklist"/>
       <w:r>
         <w:t xml:space="preserve">Lab Completion Checklist</w:t>
       </w:r>
-      <w:bookmarkEnd w:id="59"/>
+      <w:bookmarkEnd w:id="60"/>
     </w:p>
     <w:p>
       <w:pPr>
